--- a/docs/bootstrap/queries/Plain-language guide - connecting the IFRS 9 system to E-Banker - 14 Oct 2026.docx
+++ b/docs/bootstrap/queries/Plain-language guide - connecting the IFRS 9 system to E-Banker - 14 Oct 2026.docx
@@ -2902,7 +2902,7 @@
                 <w:i w:val="0"/>
                 <w:sz w:val="17"/>
               </w:rPr>
-              <w:t>The register, which shows each question with its version and fingerprint</w:t>
+              <w:t>The register, which shows each question and its version; the exact wording is in the approved query file for that version</w:t>
             </w:r>
           </w:p>
         </w:tc>
@@ -3092,14 +3092,14 @@
           <w:b/>
           <w:i w:val="0"/>
         </w:rPr>
-        <w:t>every SQL question it is allowed to ask E-Banker</w:t>
+        <w:t>every SQL question it accepts answers to from E-Banker</w:t>
       </w:r>
       <w:r>
         <w:rPr>
           <w:b w:val="0"/>
           <w:i w:val="0"/>
         </w:rPr>
-        <w:t>. After the tenth batch there are 114. Each entry is like a library card for one question.</w:t>
+        <w:t>. After the tenth batch there are 114. Each entry is like a library card for one question. Today the card describes the question and its version; the exact wording of each version is kept in the approved query files that are part of the system's code.</w:t>
       </w:r>
     </w:p>
     <w:tbl>
@@ -3641,7 +3641,7 @@
                 <w:i w:val="0"/>
                 <w:sz w:val="17"/>
               </w:rPr>
-              <w:t>The exact question, and a code calculated from it</w:t>
+              <w:t>Not on the card yet: today the exact question is in the approved query file</w:t>
             </w:r>
           </w:p>
         </w:tc>
@@ -3662,7 +3662,7 @@
                 <w:i w:val="0"/>
                 <w:sz w:val="17"/>
               </w:rPr>
-              <w:t>It proves that the question being run is the approved one</w:t>
+              <w:t>When the direct read (way 4) is built, the exact question and a code calculated from it go on the card, so the system runs only the approved wording and any change shows</w:t>
             </w:r>
           </w:p>
         </w:tc>
@@ -3686,7 +3686,7 @@
           <w:b w:val="0"/>
           <w:i w:val="0"/>
         </w:rPr>
-        <w:t xml:space="preserve"> The same question is asked every month, so the answers can be compared. If a file comes from a question that is not in the register, or from an out-of-date version, the checkpoint refuses it. The fingerprint lets anyone confirm that the SQL run at MAIIC is the SQL in the register. The register also lives in the system's controlled code, so a question can only be changed through the release steps in section 2.2. Under the hand method, the register's questions are what gets printed on each batch sheet for MAIIC ICT to run. Under the automatic read, the system will take each question from the register and add "only records after the watermark". It will then send the question to Oracle itself and bring the answer in through the checkpoint.</w:t>
+        <w:t xml:space="preserve"> The same question is asked every month, so the answers can be compared. If a file comes from a question that is not in the register, or from an out-of-date version, the checkpoint refuses it. Today the check is on the question's name and version; the exact wording MAIIC ICT runs is the approved query file for that version. The register also lives in the system's controlled code, so a question can only be changed through the release steps in section 2.2. Under the hand method, the approved query files are what gets printed on each batch sheet for MAIIC ICT to run. Under the automatic read, the system will take each question from the register and add "only records after the watermark". It will then send the question to Oracle itself and bring the answer in through the checkpoint.</w:t>
       </w:r>
     </w:p>
     <w:p>
@@ -5935,7 +5935,7 @@
           <w:b w:val="0"/>
           <w:i w:val="0"/>
         </w:rPr>
-        <w:t>Every question the system asks E-Banker is written down in the register (section 4.2), with a version number and a fingerprint. The register is kept in the system's code. To change a question you change the code, not a worksheet. There are two kinds of table.</w:t>
+        <w:t>Every question the system asks E-Banker is written down in the register (section 4.2), with a version number, and its exact wording is kept in an approved query file. The register is kept in the system's code. To change a question you change the code, not a worksheet. There are two kinds of table.</w:t>
       </w:r>
     </w:p>
     <w:p>

--- a/docs/bootstrap/queries/Plain-language guide - connecting the IFRS 9 system to E-Banker - 14 Oct 2026.docx
+++ b/docs/bootstrap/queries/Plain-language guide - connecting the IFRS 9 system to E-Banker - 14 Oct 2026.docx
@@ -3897,7 +3897,7 @@
                 <w:i w:val="0"/>
                 <w:sz w:val="17"/>
               </w:rPr>
-              <w:t>Read any other customer's accounts, or any table that is not on the agreed list</w:t>
+              <w:t>Read any table that is not on the agreed list. Every question asks only for MAIIC's and Mega Farm's loans, and E-Banker's own records show every question asked</w:t>
             </w:r>
           </w:p>
         </w:tc>
@@ -8282,7 +8282,7 @@
           <w:b w:val="0"/>
           <w:i w:val="0"/>
         </w:rPr>
-        <w:t>Every question is limited to MAIIC's own loan schemes and the Mega Farm programme. No other customer's data is read.</w:t>
+        <w:t>Every question asks only for MAIIC's own loan schemes and the Mega Farm programme.</w:t>
       </w:r>
     </w:p>
     <w:p>
